--- a/docs/docx/14_TZ_UNIFICATION.docx
+++ b/docs/docx/14_TZ_UNIFICATION.docx
@@ -3205,7 +3205,7 @@
               <w:rPr>
                 <w:rStyle w:val="VerbatimChar"/>
               </w:rPr>
-              <w:t xml:space="preserve">копировать_значения</w:t>
+              <w:t xml:space="preserve">копировать_как_значения</w:t>
             </w:r>
             <w:r>
               <w:t xml:space="preserve">,</w:t>
@@ -6082,7 +6082,7 @@
               <w:rPr>
                 <w:rStyle w:val="VerbatimChar"/>
               </w:rPr>
-              <w:t xml:space="preserve">копировать_значения</w:t>
+              <w:t xml:space="preserve">копировать_как_значения</w:t>
             </w:r>
             <w:r>
               <w:t xml:space="preserve">,</w:t>
@@ -24803,7 +24803,7 @@
       </w:tr>
     </w:tbl>
     <w:bookmarkEnd w:id="58"/>
-    <w:bookmarkStart w:id="59" w:name="копировать_значения"/>
+    <w:bookmarkStart w:id="59" w:name="копировать_как_значения"/>
     <w:p>
       <w:pPr>
         <w:pStyle w:val="Heading4"/>
@@ -24812,7 +24812,7 @@
         <w:rPr>
           <w:rStyle w:val="VerbatimChar"/>
         </w:rPr>
-        <w:t xml:space="preserve">копировать_значения</w:t>
+        <w:t xml:space="preserve">копировать_как_значения</w:t>
       </w:r>
     </w:p>
     <w:tbl>
@@ -28346,7 +28346,7 @@
               <w:rPr>
                 <w:rStyle w:val="VerbatimChar"/>
               </w:rPr>
-              <w:t xml:space="preserve">копировать_значения</w:t>
+              <w:t xml:space="preserve">копировать_как_значения</w:t>
             </w:r>
           </w:p>
         </w:tc>
